--- a/prosedurler/EMS.BK.TL.07.06. Planned Maintenance Scheduling and Machine Checklist Instruction.docx
+++ b/prosedurler/EMS.BK.TL.07.06. Planned Maintenance Scheduling and Machine Checklist Instruction.docx
@@ -1294,7 +1294,7 @@
           <w:sz w:val="24"/>
           <w:szCs w:val="24"/>
         </w:rPr>
-        <w:t xml:space="preserve">PRS-BAK-01 Preventive Maintenance Procedure; PRS-IPL-05 Preventive Maintenance Procedure (spinning)</w:t>
+        <w:t xml:space="preserve">EMS.BK.PRO.07.01 Preventive Maintenance Procedure; EMS.BK.PRO.07.01 Preventive Maintenance Procedure (spinning)</w:t>
       </w:r>
     </w:p>
     <w:p>
@@ -1313,7 +1313,7 @@
           <w:sz w:val="24"/>
           <w:szCs w:val="24"/>
         </w:rPr>
-        <w:t xml:space="preserve">TLM-BAK-01 Maintenance planning and calendar; TLM-IPL-08 Ring/OE daily and weekly maintenance; TLM-BOY-09 Dyehouse machine maintenance</w:t>
+        <w:t xml:space="preserve">EMS.BK.TL.07.06 Maintenance planning and calendar; EMS.BK.TL.07.06 Ring/OE daily and weekly maintenance; EMS.BK.TL.07.06 Dyehouse machine maintenance</w:t>
       </w:r>
     </w:p>
     <w:p>
@@ -2827,7 +2827,7 @@
           <w:sz w:val="24"/>
           <w:szCs w:val="24"/>
         </w:rPr>
-        <w:t xml:space="preserve">PRS-BAK-01 إجراء الصيانة الوقائية؛ PRS-IPL-05 إجراء الصيانة الوقائية (الغزل)</w:t>
+        <w:t xml:space="preserve">EMS.BK.PRO.07.01 إجراء الصيانة الوقائية؛ EMS.BK.PRO.07.01 إجراء الصيانة الوقائية (الغزل)</w:t>
       </w:r>
     </w:p>
     <w:p>
@@ -2848,7 +2848,7 @@
           <w:sz w:val="24"/>
           <w:szCs w:val="24"/>
         </w:rPr>
-        <w:t xml:space="preserve">TLM-BAK-01 تعليمات تخطيط الصيانة والتقويم؛ TLM-IPL-08 تعليمات الصيانة اليومية والأسبوعية لآلات الغزل الحلقي وغزل الطرف المفتوح؛ TLM-BOY-09 تعليمات صيانة آلات المصبغة</w:t>
+        <w:t xml:space="preserve">EMS.BK.TL.07.06 تعليمات تخطيط الصيانة والتقويم؛ EMS.BK.TL.07.06 تعليمات الصيانة اليومية والأسبوعية لآلات الغزل الحلقي وغزل الطرف المفتوح؛ EMS.BK.TL.07.06 تعليمات صيانة آلات المصبغة</w:t>
       </w:r>
     </w:p>
     <w:p>
